--- a/Paper/Naskah_Anonim_JKSU-CIS.docx
+++ b/Paper/Naskah_Anonim_JKSU-CIS.docx
@@ -12,7 +12,21 @@
           <w:sz w:val="36"/>
           <w:szCs w:val="36"/>
         </w:rPr>
-        <w:t>Hyperparameter Optimization Using a Hybrid Bayesian-PSO Framework for Customer Churn Prediction with Imbalanced Datasets</w:t>
+        <w:t xml:space="preserve">Hyperparameter Optimization Using a Hybrid Bayesian-PSO Framework for Customer Churn Prediction </w:t>
+      </w:r>
+      <w:r>
+        <w:rPr>
+          <w:sz w:val="36"/>
+          <w:szCs w:val="36"/>
+        </w:rPr>
+        <w:t xml:space="preserve">                                   </w:t>
+      </w:r>
+      <w:r>
+        <w:rPr>
+          <w:sz w:val="36"/>
+          <w:szCs w:val="36"/>
+        </w:rPr>
+        <w:t>with Imbalanced Datasets</w:t>
       </w:r>
     </w:p>
     <w:p>

--- a/Paper/Naskah_Anonim_JKSU-CIS.docx
+++ b/Paper/Naskah_Anonim_JKSU-CIS.docx
@@ -2748,21 +2748,128 @@
     </w:p>
     <w:p>
       <w:pPr>
+        <w:pStyle w:val="Heading2"/>
+      </w:pPr>
+      <w:r>
+        <w:t>3.1 Dataset</w:t>
+      </w:r>
+    </w:p>
+    <w:p>
+      <w:pPr>
+        <w:jc w:val="both"/>
+        <w:rPr>
+          <w:rFonts w:eastAsia="null"/>
+          <w:color w:val="000000"/>
+        </w:rPr>
+      </w:pPr>
+      <w:r>
+        <w:rPr>
+          <w:rFonts w:eastAsia="null"/>
+          <w:color w:val="000000"/>
+        </w:rPr>
+        <w:t>Two publicly available datasets were selected based on three eligibility criteria: (1) a binary churn label as the classification target, (2) a tabular feature structure without inherent temporal sequentiality that is compatible with feedforward DNN architectures, and (3) an Imbalance Ratio (IR) greater than 2.0 to ensure relevance to the class-imbalance problem. The use of two datasets from distinct industry domains, banking and telecommunications, is motivated by the need to assess the cross-domain generalizability of the proposed framework, a gap identified in prior work. Dataset K03 (Churn Modelling) serves as the primary benchmark, enabling direct methodological comparison with Gkonis and Tsakalos (2025), whose study provides an empirical foundation for the fixed architectural choices adopted here. Dataset K04 (Telco Customer Churn) extends the evaluation to a different industrial sector, thereby allowing cross-domain validation. Table 2 summarizes these specifications.</w:t>
+      </w:r>
+    </w:p>
+    <w:p>
+      <w:pPr>
+        <w:ind w:firstLine="720"/>
+        <w:jc w:val="both"/>
+      </w:pPr>
+      <w:r>
+        <w:rPr>
+          <w:rFonts w:eastAsia="null"/>
+          <w:color w:val="000000"/>
+        </w:rPr>
+        <w:t>The imbalance ratio (IR) is calculated as the ratio of the number of majority class samples to the number of minority class samples:</w:t>
+      </w:r>
+    </w:p>
+    <w:p>
+      <w:pPr>
+        <w:jc w:val="both"/>
+      </w:pPr>
+    </w:p>
+    <w:p>
+      <w:pPr>
+        <w:jc w:val="center"/>
+      </w:pPr>
+      <w:r>
+        <w:rPr>
+          <w:rFonts w:eastAsia="null"/>
+          <w:color w:val="000000"/>
+        </w:rPr>
+        <w:t xml:space="preserve">      </w:t>
+      </w:r>
+      <m:oMath>
+        <m:r>
+          <w:rPr>
+            <w:rFonts w:ascii="Cambria Math" w:hAnsi="Cambria Math"/>
+          </w:rPr>
+          <m:t>IR=</m:t>
+        </m:r>
+        <m:f>
+          <m:fPr>
+            <m:ctrlPr>
+              <w:rPr>
+                <w:rFonts w:ascii="Cambria Math" w:hAnsi="Cambria Math"/>
+                <w:i/>
+              </w:rPr>
+            </m:ctrlPr>
+          </m:fPr>
+          <m:num>
+            <m:r>
+              <m:rPr>
+                <m:sty m:val="p"/>
+              </m:rPr>
+              <w:rPr>
+                <w:rFonts w:ascii="Cambria Math" w:hAnsi="Cambria Math"/>
+              </w:rPr>
+              <m:t>Nminority</m:t>
+            </m:r>
+          </m:num>
+          <m:den>
+            <m:r>
+              <m:rPr>
+                <m:sty m:val="p"/>
+              </m:rPr>
+              <w:rPr>
+                <w:rFonts w:ascii="Cambria Math" w:hAnsi="Cambria Math"/>
+              </w:rPr>
+              <m:t xml:space="preserve"> ​Nmajority</m:t>
+            </m:r>
+          </m:den>
+        </m:f>
+      </m:oMath>
+      <w:r>
+        <w:rPr>
+          <w:color w:val="000000" w:themeColor="text1"/>
+          <w:lang w:val="en-ID"/>
+        </w:rPr>
+        <w:t xml:space="preserve">        (1)</w:t>
+      </w:r>
+    </w:p>
+    <w:p>
+      <w:pPr>
+        <w:jc w:val="both"/>
+      </w:pPr>
+    </w:p>
+    <w:p>
+      <w:pPr>
+        <w:spacing w:after="120" w:line="276" w:lineRule="auto"/>
+        <w:jc w:val="both"/>
+      </w:pPr>
+    </w:p>
+    <w:p>
+      <w:pPr>
         <w:keepNext/>
         <w:spacing w:after="120" w:line="276" w:lineRule="auto"/>
         <w:jc w:val="center"/>
       </w:pPr>
       <w:r>
-        <w:rPr>
-          <w:noProof/>
-          <w:sz w:val="24"/>
-        </w:rPr>
-        <w:lastRenderedPageBreak/>
         <w:drawing>
-          <wp:inline distT="0" distB="0" distL="0" distR="0" wp14:anchorId="4D180C5D" wp14:editId="28AE8F59">
-            <wp:extent cx="4152900" cy="2960344"/>
-            <wp:effectExtent l="0" t="0" r="0" b="0"/>
-            <wp:docPr id="100001" name="Picture 100001"/>
+          <wp:inline distT="0" distB="0" distL="0" distR="0" wp14:anchorId="0FEAD10A" wp14:editId="680D7300">
+            <wp:extent cx="5943600" cy="4792345"/>
+            <wp:effectExtent l="0" t="0" r="0" b="8255"/>
+            <wp:docPr id="1982627074" name="Picture 2"/>
             <wp:cNvGraphicFramePr>
               <a:graphicFrameLocks xmlns:a="http://schemas.openxmlformats.org/drawingml/2006/main" noChangeAspect="1"/>
             </wp:cNvGraphicFramePr>
@@ -2770,25 +2877,36 @@
               <a:graphicData uri="http://schemas.openxmlformats.org/drawingml/2006/picture">
                 <pic:pic xmlns:pic="http://schemas.openxmlformats.org/drawingml/2006/picture">
                   <pic:nvPicPr>
-                    <pic:cNvPr id="100002" name=""/>
+                    <pic:cNvPr id="0" name="Picture 6"/>
                     <pic:cNvPicPr>
-                      <a:picLocks noChangeAspect="1"/>
+                      <a:picLocks noChangeAspect="1" noChangeArrowheads="1"/>
                     </pic:cNvPicPr>
                   </pic:nvPicPr>
                   <pic:blipFill>
-                    <a:blip r:embed="rId7"/>
+                    <a:blip r:embed="rId7">
+                      <a:extLst>
+                        <a:ext uri="{28A0092B-C50C-407E-A947-70E740481C1C}">
+                          <a14:useLocalDpi xmlns:a14="http://schemas.microsoft.com/office/drawing/2010/main" val="0"/>
+                        </a:ext>
+                      </a:extLst>
+                    </a:blip>
+                    <a:srcRect/>
                     <a:stretch>
                       <a:fillRect/>
                     </a:stretch>
                   </pic:blipFill>
-                  <pic:spPr>
+                  <pic:spPr bwMode="auto">
                     <a:xfrm>
                       <a:off x="0" y="0"/>
-                      <a:ext cx="4154958" cy="2961811"/>
+                      <a:ext cx="5943600" cy="4792345"/>
                     </a:xfrm>
                     <a:prstGeom prst="rect">
                       <a:avLst/>
                     </a:prstGeom>
+                    <a:noFill/>
+                    <a:ln>
+                      <a:noFill/>
+                    </a:ln>
                   </pic:spPr>
                 </pic:pic>
               </a:graphicData>
@@ -2883,22 +3001,14 @@
     </w:p>
     <w:p>
       <w:pPr>
-        <w:pStyle w:val="Heading2"/>
-      </w:pPr>
-      <w:r>
-        <w:t>3.1 Dataset</w:t>
-      </w:r>
-    </w:p>
-    <w:p>
-      <w:pPr>
-        <w:jc w:val="both"/>
+        <w:ind w:firstLine="720"/>
       </w:pPr>
       <w:r>
         <w:rPr>
           <w:rFonts w:eastAsia="null"/>
           <w:color w:val="000000"/>
         </w:rPr>
-        <w:t>Two publicly available datasets were selected based on three eligibility criteria: (1) a binary churn label as the classification target, (2) a tabular feature structure without inherent temporal sequentiality that is compatible with feedforward DNN architectures, and (3) an Imbalance Ratio (IR) greater than 2.0 to ensure relevance to the class-imbalance problem. The use of two datasets from distinct industry domains, banking and telecommunications, is motivated by the need to assess the cross-domain generalizability of the proposed framework, a gap identified in prior work. Dataset K03 (Churn Modelling) serves as the primary benchmark, enabling direct methodological comparison with Gkonis and Tsakalos (2025), whose study provides an empirical foundation for the fixed architectural choices adopted here. Dataset K04 (Telco Customer Churn) extends the evaluation to a different industrial sector, thereby allowing cross-domain validation. Table 2 summarizes these specifications.</w:t>
+        <w:t>The difference in feature dimensionality between the two datasets is highly pronounced: K04 yields 45 features owing to the large number of categorical variables (e.g., contract type, Internet service, and payment method) expanded via one-hot encoding, whereas K03, which primarily comprises numerical features, results in only 13 features. This contrast was deliberately maintained to ensure that the evaluation encompassed two distinct data characteristics.</w:t>
       </w:r>
     </w:p>
     <w:p>
@@ -3628,96 +3738,12 @@
         <w:jc w:val="both"/>
       </w:pPr>
     </w:p>
+    <w:p/>
     <w:p>
       <w:pPr>
         <w:ind w:firstLine="720"/>
         <w:jc w:val="both"/>
       </w:pPr>
-      <w:r>
-        <w:rPr>
-          <w:rFonts w:eastAsia="null"/>
-          <w:color w:val="000000"/>
-        </w:rPr>
-        <w:t>The imbalance ratio (IR) is calculated as the ratio of the number of majority class samples to the number of minority class samples:</w:t>
-      </w:r>
-    </w:p>
-    <w:p>
-      <w:pPr>
-        <w:jc w:val="both"/>
-      </w:pPr>
-    </w:p>
-    <w:p>
-      <w:pPr>
-        <w:jc w:val="center"/>
-      </w:pPr>
-      <w:r>
-        <w:rPr>
-          <w:rFonts w:eastAsia="null"/>
-          <w:color w:val="000000"/>
-        </w:rPr>
-        <w:t xml:space="preserve">      </w:t>
-      </w:r>
-      <m:oMath>
-        <m:r>
-          <w:rPr>
-            <w:rFonts w:ascii="Cambria Math" w:hAnsi="Cambria Math"/>
-          </w:rPr>
-          <m:t>IR=</m:t>
-        </m:r>
-        <m:f>
-          <m:fPr>
-            <m:ctrlPr>
-              <w:rPr>
-                <w:rFonts w:ascii="Cambria Math" w:hAnsi="Cambria Math"/>
-                <w:i/>
-              </w:rPr>
-            </m:ctrlPr>
-          </m:fPr>
-          <m:num>
-            <m:r>
-              <m:rPr>
-                <m:sty m:val="p"/>
-              </m:rPr>
-              <w:rPr>
-                <w:rFonts w:ascii="Cambria Math" w:hAnsi="Cambria Math"/>
-              </w:rPr>
-              <m:t>Nminority</m:t>
-            </m:r>
-          </m:num>
-          <m:den>
-            <m:r>
-              <m:rPr>
-                <m:sty m:val="p"/>
-              </m:rPr>
-              <w:rPr>
-                <w:rFonts w:ascii="Cambria Math" w:hAnsi="Cambria Math"/>
-              </w:rPr>
-              <m:t xml:space="preserve"> ​Nmajority</m:t>
-            </m:r>
-          </m:den>
-        </m:f>
-      </m:oMath>
-      <w:r>
-        <w:rPr>
-          <w:color w:val="000000" w:themeColor="text1"/>
-          <w:lang w:val="en-ID"/>
-        </w:rPr>
-        <w:t xml:space="preserve">        (1)</w:t>
-      </w:r>
-    </w:p>
-    <w:p/>
-    <w:p>
-      <w:pPr>
-        <w:ind w:firstLine="720"/>
-        <w:jc w:val="both"/>
-      </w:pPr>
-      <w:r>
-        <w:rPr>
-          <w:rFonts w:eastAsia="null"/>
-          <w:color w:val="000000"/>
-        </w:rPr>
-        <w:t>The difference in feature dimensionality between the two datasets is highly pronounced: K04 yields 45 features owing to the large number of categorical variables (e.g., contract type, Internet service, and payment method) expanded via one-hot encoding, whereas K03, which primarily comprises numerical features, results in only 13 features. This contrast was deliberately maintained to ensure that the evaluation encompassed two distinct data characteristics.</w:t>
-      </w:r>
     </w:p>
     <w:p>
       <w:pPr>
@@ -3977,15 +4003,12 @@
         <w:jc w:val="center"/>
       </w:pPr>
       <w:r>
-        <w:rPr>
-          <w:noProof/>
-        </w:rPr>
         <w:lastRenderedPageBreak/>
         <w:drawing>
-          <wp:inline distT="0" distB="0" distL="0" distR="0" wp14:anchorId="47B754D0" wp14:editId="5F3D8162">
-            <wp:extent cx="4432696" cy="1821815"/>
+          <wp:inline distT="0" distB="0" distL="0" distR="0" wp14:anchorId="22031B2C" wp14:editId="271327F0">
+            <wp:extent cx="5318985" cy="2422525"/>
             <wp:effectExtent l="0" t="0" r="0" b="0"/>
-            <wp:docPr id="1802245938" name="Picture 1"/>
+            <wp:docPr id="512070916" name="Picture 1"/>
             <wp:cNvGraphicFramePr>
               <a:graphicFrameLocks xmlns:a="http://schemas.openxmlformats.org/drawingml/2006/main" noChangeAspect="1"/>
             </wp:cNvGraphicFramePr>
@@ -3993,7 +4016,7 @@
               <a:graphicData uri="http://schemas.openxmlformats.org/drawingml/2006/picture">
                 <pic:pic xmlns:pic="http://schemas.openxmlformats.org/drawingml/2006/picture">
                   <pic:nvPicPr>
-                    <pic:cNvPr id="1802245938" name=""/>
+                    <pic:cNvPr id="512070916" name=""/>
                     <pic:cNvPicPr/>
                   </pic:nvPicPr>
                   <pic:blipFill>
@@ -4005,7 +4028,7 @@
                   <pic:spPr>
                     <a:xfrm>
                       <a:off x="0" y="0"/>
-                      <a:ext cx="4438538" cy="1824216"/>
+                      <a:ext cx="5321316" cy="2423587"/>
                     </a:xfrm>
                     <a:prstGeom prst="rect">
                       <a:avLst/>
@@ -4438,7 +4461,6 @@
           <w:b/>
           <w:bCs/>
         </w:rPr>
-        <w:lastRenderedPageBreak/>
         <w:t>Table 3.</w:t>
       </w:r>
       <w:r>
@@ -6432,7 +6454,11 @@
         <w:jc w:val="both"/>
       </w:pPr>
       <w:r>
-        <w:t>All three optimisation methods are evaluated over an identical search space with an equal evaluation budget of 150 model evaluations per condition, ensuring that any observed advantage cannot be attributed to a larger budget. C1 applies no HPO. In PSO (C2), each particle represents a candidate hyperparameter configuration and updates its velocity and position according to:</w:t>
+        <w:t xml:space="preserve">All three optimisation methods are evaluated over an identical search space with an equal evaluation budget of 150 model evaluations per condition, ensuring that any observed advantage cannot be attributed to a larger budget. </w:t>
+      </w:r>
+      <w:r>
+        <w:lastRenderedPageBreak/>
+        <w:t>C1 applies no HPO. In PSO (C2), each particle represents a candidate hyperparameter configuration and updates its velocity and position according to:</w:t>
       </w:r>
     </w:p>
     <w:p>
@@ -6476,7 +6502,6 @@
             <w:rPr>
               <w:rFonts w:ascii="Cambria Math" w:eastAsia="Cambria Math" w:hAnsi="Cambria Math" w:cs="Cambria Math"/>
             </w:rPr>
-            <w:lastRenderedPageBreak/>
             <m:t>xᵢ⁽ᵗ⁺¹⁾ = xᵢ⁽ᵗ⁾ + vᵢ⁽ᵗ⁺¹⁾</m:t>
           </m:r>
           <m:r>
@@ -7466,15 +7491,12 @@
         <w:jc w:val="center"/>
       </w:pPr>
       <w:r>
-        <w:rPr>
-          <w:noProof/>
-        </w:rPr>
         <w:lastRenderedPageBreak/>
         <w:drawing>
-          <wp:inline distT="0" distB="0" distL="0" distR="0" wp14:anchorId="2FDBDB23" wp14:editId="2072A1B6">
-            <wp:extent cx="1919242" cy="3843717"/>
-            <wp:effectExtent l="0" t="0" r="0" b="0"/>
-            <wp:docPr id="2093886839" name="Picture 2"/>
+          <wp:inline distT="0" distB="0" distL="0" distR="0" wp14:anchorId="73E3E050" wp14:editId="119883A1">
+            <wp:extent cx="5943600" cy="7154545"/>
+            <wp:effectExtent l="0" t="0" r="0" b="8255"/>
+            <wp:docPr id="361485230" name="Picture 1"/>
             <wp:cNvGraphicFramePr>
               <a:graphicFrameLocks xmlns:a="http://schemas.openxmlformats.org/drawingml/2006/main" noChangeAspect="1"/>
             </wp:cNvGraphicFramePr>
@@ -7482,36 +7504,23 @@
               <a:graphicData uri="http://schemas.openxmlformats.org/drawingml/2006/picture">
                 <pic:pic xmlns:pic="http://schemas.openxmlformats.org/drawingml/2006/picture">
                   <pic:nvPicPr>
-                    <pic:cNvPr id="0" name="Picture 6"/>
-                    <pic:cNvPicPr>
-                      <a:picLocks noChangeAspect="1" noChangeArrowheads="1"/>
-                    </pic:cNvPicPr>
+                    <pic:cNvPr id="361485230" name=""/>
+                    <pic:cNvPicPr/>
                   </pic:nvPicPr>
                   <pic:blipFill>
-                    <a:blip r:embed="rId9" cstate="print">
-                      <a:extLst>
-                        <a:ext uri="{28A0092B-C50C-407E-A947-70E740481C1C}">
-                          <a14:useLocalDpi xmlns:a14="http://schemas.microsoft.com/office/drawing/2010/main" val="0"/>
-                        </a:ext>
-                      </a:extLst>
-                    </a:blip>
-                    <a:srcRect/>
+                    <a:blip r:embed="rId9"/>
                     <a:stretch>
                       <a:fillRect/>
                     </a:stretch>
                   </pic:blipFill>
-                  <pic:spPr bwMode="auto">
+                  <pic:spPr>
                     <a:xfrm>
                       <a:off x="0" y="0"/>
-                      <a:ext cx="1929055" cy="3863371"/>
+                      <a:ext cx="5943600" cy="7154545"/>
                     </a:xfrm>
                     <a:prstGeom prst="rect">
                       <a:avLst/>
                     </a:prstGeom>
-                    <a:noFill/>
-                    <a:ln>
-                      <a:noFill/>
-                    </a:ln>
                   </pic:spPr>
                 </pic:pic>
               </a:graphicData>
@@ -7579,7 +7588,15 @@
           <w:rFonts w:eastAsia="null"/>
           <w:color w:val="000000"/>
         </w:rPr>
-        <w:t>The final evaluation employed 10-fold stratified cross-validation on the complete dataset, whereas the HPO proxy evaluation used 3-fold cross-validation for computational efficiency. Stratification ensures that the class proportion in each fold mirrors that of the original data, which is critical for stable performance estimation in the presence of class imbalance. Within each fold, 10% of the training partition was further stratified and sampled to serve as an internal validation set for early stopping, with the scaler and SMOTE–Tomek fitted exclusively on the remaining training core. This three-level separation, training core, internal validation, and test fold, guarantees that the stopping criterion never observes test data, and that all reported metrics are computed on samples unseen during training or resampling. The primary evaluation metric is the Area Under the Receiver Operating Characteristic Curve (AUC-ROC). The AUC was designated as the primary metric because it is invariant to class imbalance and classification threshold, preventing comparisons from being distorted by different threshold choices across conditions.</w:t>
+        <w:t xml:space="preserve">The final evaluation employed 10-fold stratified cross-validation on the complete dataset, whereas the HPO proxy evaluation used 3-fold cross-validation for computational efficiency. Stratification ensures that the class proportion in each fold mirrors that of the original data, which is critical for stable performance estimation in the presence of class imbalance. Within each fold, 10% of the training partition was further stratified and sampled to serve as an internal validation set for early stopping, with the scaler and SMOTE–Tomek fitted exclusively on the remaining </w:t>
+      </w:r>
+      <w:r>
+        <w:rPr>
+          <w:rFonts w:eastAsia="null"/>
+          <w:color w:val="000000"/>
+        </w:rPr>
+        <w:lastRenderedPageBreak/>
+        <w:t>training core. This three-level separation, training core, internal validation, and test fold, guarantees that the stopping criterion never observes test data, and that all reported metrics are computed on samples unseen during training or resampling. The primary evaluation metric is the Area Under the Receiver Operating Characteristic Curve (AUC-ROC). The AUC was designated as the primary metric because it is invariant to class imbalance and classification threshold, preventing comparisons from being distorted by different threshold choices across conditions.</w:t>
       </w:r>
     </w:p>
     <w:p>
@@ -7618,23 +7635,27 @@
     </w:p>
     <w:p>
       <w:r>
-        <w:t>Lists of</w:t>
-      </w:r>
-      <w:r>
-        <w:t xml:space="preserve"> the software environment and libraries used in this study</w:t>
-      </w:r>
-      <w:r>
-        <w:t xml:space="preserve"> are shown in Table </w:t>
-      </w:r>
-      <w:r>
-        <w:t>6</w:t>
-      </w:r>
-      <w:r>
-        <w:t>.</w:t>
-      </w:r>
-    </w:p>
-    <w:p/>
-    <w:p/>
+        <w:t>AI-based tools (e.g., ChatGPT/Claude) were used to assist with grammar refinement and translation of parts of the manuscript text. The same tools were also used to assist in debugging the implementation code used for the experiments. All code, analyses, and the final manuscript were reviewed and verified by the authors, who take full responsibility for their accuracy and content.</w:t>
+      </w:r>
+      <w:r>
+        <w:t xml:space="preserve"> </w:t>
+      </w:r>
+      <w:r>
+        <w:t xml:space="preserve">In addition, </w:t>
+      </w:r>
+      <w:r>
+        <w:t>a list</w:t>
+      </w:r>
+      <w:r>
+        <w:t xml:space="preserve"> of the software environment and libraries used in this study </w:t>
+      </w:r>
+      <w:r>
+        <w:t>is</w:t>
+      </w:r>
+      <w:r>
+        <w:t xml:space="preserve"> shown in Table 6. </w:t>
+      </w:r>
+    </w:p>
     <w:p/>
     <w:p/>
     <w:p/>
@@ -7656,7 +7677,6 @@
           <w:sz w:val="18"/>
           <w:szCs w:val="18"/>
         </w:rPr>
-        <w:lastRenderedPageBreak/>
         <w:t xml:space="preserve">Table </w:t>
       </w:r>
       <w:r>
@@ -8622,7 +8642,11 @@
         <w:jc w:val="both"/>
       </w:pPr>
       <w:r>
-        <w:t>This section presents and discusses the experimental results in an arrangement mapped directly to the three contributions formulated in the Introduction. After summarising the optimal configurations found by each condition (Section 4.1), the next three sections successively examine: the efficacy of the sequential HBP hybrid (Contribution 1, Section 4.2); the added value of fold-internal resampling integration (Contribution 2, Section 4.3); and cross-domain generalisability (Contribution 3, Section 4.4). Each section unifies numerical evidence with its interpretation, making the link between findings and claimed contributions explicit.</w:t>
+        <w:t xml:space="preserve">This section presents and discusses the experimental results in an arrangement mapped directly to the three contributions formulated in the Introduction. After summarising the optimal configurations found by each condition (Section 4.1), the next three sections successively examine: the efficacy of the sequential HBP hybrid (Contribution 1, Section 4.2); the added value of fold-internal resampling integration (Contribution 2, Section 4.3); and cross-domain </w:t>
+      </w:r>
+      <w:r>
+        <w:lastRenderedPageBreak/>
+        <w:t>generalisability (Contribution 3, Section 4.4). Each section unifies numerical evidence with its interpretation, making the link between findings and claimed contributions explicit.</w:t>
       </w:r>
     </w:p>
     <w:p>
@@ -9589,7 +9613,6 @@
         <w:pStyle w:val="Heading2"/>
       </w:pPr>
       <w:r>
-        <w:lastRenderedPageBreak/>
         <w:t xml:space="preserve">4.2 </w:t>
       </w:r>
       <w:r>
@@ -9719,6 +9742,7 @@
         <w:jc w:val="both"/>
       </w:pPr>
       <w:r>
+        <w:lastRenderedPageBreak/>
         <w:t>The most instructive evidence for the hybrid mechanism appears in the behaviour of C2 (standalone PSO) on K04. Despite a competitive AUC (0.8404), its macro-F1 collapses to 0.6891 and its accuracy to 0.7116, markedly below the other configurations. This divergence between strong ranking ability (AUC) and weak thresholded decision quality (F1, accuracy) reflects a probability-calibration mismatch: the PSO solution ranks customers well but produces probability outputs poorly centred for the default decision threshold. HBP (C4) does not exhibit this pathology, indicating that the Bayesian refinement stage corrects the calibration weakness of the PSO-only solution</w:t>
       </w:r>
       <w:r>
@@ -9858,7 +9882,6 @@
         <w:jc w:val="both"/>
       </w:pPr>
       <w:r>
-        <w:lastRenderedPageBreak/>
         <w:t>The gap between AUC-PR (0.64–0.69) and AUC-ROC (0.84–0.86) reflects the added difficulty exposed by the precision–recall framework under class imbalance; observed values lie at roughly 2.4–3.4 times the random baseline, indicating all models capture substantial minority-class signal.</w:t>
       </w:r>
       <w:r>
@@ -9945,6 +9968,7 @@
         <w:rPr>
           <w:noProof/>
         </w:rPr>
+        <w:lastRenderedPageBreak/>
         <w:drawing>
           <wp:inline distT="0" distB="0" distL="0" distR="0" wp14:anchorId="30D5631C" wp14:editId="0547FB99">
             <wp:extent cx="4248567" cy="2478405"/>
@@ -10057,11 +10081,7 @@
         <w:t>,</w:t>
       </w:r>
       <w:r>
-        <w:t xml:space="preserve"> is a classical indication of insufficient statistical power owing to a small sample (ten folds from a single seed), rather than the absence of a real effect. Second, all HPO configurations exhibited large effect sizes over the C1 baseline (r = 0.63–</w:t>
-      </w:r>
-      <w:r>
-        <w:lastRenderedPageBreak/>
-        <w:t>0.82). The convergence of performance across C2, C3, and C4 suggests a performance ceiling on both datasets: when the solution space approaches the informational limits of the features, distinct search methods tend to converge on similar solutions.</w:t>
+        <w:t xml:space="preserve"> is a classical indication of insufficient statistical power owing to a small sample (ten folds from a single seed), rather than the absence of a real effect. Second, all HPO configurations exhibited large effect sizes over the C1 baseline (r = 0.63–0.82). The convergence of performance across C2, C3, and C4 suggests a performance ceiling on both datasets: when the solution space approaches the informational limits of the features, distinct search methods tend to converge on similar solutions.</w:t>
       </w:r>
       <w:r>
         <w:t xml:space="preserve"> </w:t>
@@ -10118,7 +10138,11 @@
         <w:t xml:space="preserve">, </w:t>
       </w:r>
       <w:r>
-        <w:t>while maintaining best-in-class performance, in line with the principle of parsimony. Scientific honesty requires acknowledging that the numerical superiority of HBP over standalone PSO and BO does not reach statistical significance after Holm–Bonferroni correction. The primary contribution of this study is therefore not a statistically demonstrated numerical superiority, but the provision of an integrated resampling–HPO pipeline that consistently yields the best-performing, most stable, and most parameter-efficient models</w:t>
+        <w:t xml:space="preserve">while </w:t>
+      </w:r>
+      <w:r>
+        <w:lastRenderedPageBreak/>
+        <w:t>maintaining best-in-class performance, in line with the principle of parsimony. Scientific honesty requires acknowledging that the numerical superiority of HBP over standalone PSO and BO does not reach statistical significance after Holm–Bonferroni correction. The primary contribution of this study is therefore not a statistically demonstrated numerical superiority, but the provision of an integrated resampling–HPO pipeline that consistently yields the best-performing, most stable, and most parameter-efficient models</w:t>
       </w:r>
       <w:r>
         <w:t>,</w:t>
@@ -10155,11 +10179,7 @@
         <w:t>,</w:t>
       </w:r>
       <w:r>
-        <w:t xml:space="preserve"> training time, FLOPs, and memory consumption would transform the currently theoretical efficiency argument into empirical evidence. Finally, exploring more sophisticated probability-calibration methods such as Platt scaling or isotonic </w:t>
-      </w:r>
-      <w:r>
-        <w:lastRenderedPageBreak/>
-        <w:t>regression could improve minority-class performance, strengthening the practical value of this pipeline in real-world deployment.</w:t>
+        <w:t xml:space="preserve"> training time, FLOPs, and memory consumption would transform the currently theoretical efficiency argument into empirical evidence. Finally, exploring more sophisticated probability-calibration methods such as Platt scaling or isotonic regression could improve minority-class performance, strengthening the practical value of this pipeline in real-world deployment.</w:t>
       </w:r>
     </w:p>
     <w:p>
@@ -10237,6 +10257,7 @@
         <w:jc w:val="both"/>
       </w:pPr>
       <w:r>
+        <w:lastRenderedPageBreak/>
         <w:t>Clerc, M. and Kennedy, J. (2002) ‘The particle swarm - explosion, stability, and convergence in a multidimensional complex space’, IEEE Transactions on Evolutionary Computation, 6(1), pp. 58–73. Available at: https://doi.org/10.1109/4235.985692.</w:t>
       </w:r>
     </w:p>
@@ -10337,7 +10358,6 @@
         <w:jc w:val="both"/>
       </w:pPr>
       <w:r>
-        <w:lastRenderedPageBreak/>
         <w:t>Imani, M. (2023) ‘Hyperparameter Optimization and Combined Data Sampling Techniques in Machine Learning for Customer Churn Prediction : A Comparative Analysis’.</w:t>
       </w:r>
     </w:p>
@@ -10418,6 +10438,7 @@
         <w:jc w:val="both"/>
       </w:pPr>
       <w:r>
+        <w:lastRenderedPageBreak/>
         <w:t>Muntasir Nishat, M. et al. (2022) ‘A Comprehensive Investigation of the Performances of Different Machine Learning Classifiers with SMOTE-ENN Oversampling Technique and Hyperparameter Optimization for Imbalanced Heart Failure Dataset’, Scientific Programming, 2022(1), p. 3649406. Available at: https://doi.org/https://doi.org/10.1155/2022/3649406.</w:t>
       </w:r>
     </w:p>
@@ -10518,7 +10539,6 @@
         <w:jc w:val="both"/>
       </w:pPr>
       <w:r>
-        <w:lastRenderedPageBreak/>
         <w:t>Ye, F. (2017) ‘Particle swarm optimization-based automatic parameter selection for deep neural networks and its applications in large-scale and high-dimensional data’, PLOS ONE, 12(12), pp. 1–36. Available at: https://doi.org/10.1371/journal.pone.0188746.</w:t>
       </w:r>
     </w:p>
@@ -11318,7 +11338,6 @@
   <w:style w:type="character" w:default="1" w:styleId="DefaultParagraphFont">
     <w:name w:val="Default Paragraph Font"/>
     <w:uiPriority w:val="1"/>
-    <w:semiHidden/>
     <w:unhideWhenUsed/>
   </w:style>
   <w:style w:type="table" w:default="1" w:styleId="TableNormal">
